--- a/senedler/word/en/AIVanta Delivery Rules - Automation (EN).docx
+++ b/senedler/word/en/AIVanta Delivery Rules - Automation (EN).docx
@@ -66,7 +66,7 @@
           <w:color w:val="22262E"/>
           <w:sz w:val="21"/>
         </w:rPr>
-        <w:t>The General Delivery Rules apply here too. Below are the additions specific to automation projects.</w:t>
+        <w:t>The General Rules fully apply. Below are the operational rules, tool stack and procedures specific to automation projects.</w:t>
       </w:r>
     </w:p>
     <w:p>
@@ -84,7 +84,487 @@
           <w:color w:val="0B7A67"/>
           <w:sz w:val="26"/>
         </w:rPr>
-        <w:t>What we ask from the client</w:t>
+        <w:t>1. Tool stack (standard)</w:t>
+      </w:r>
+    </w:p>
+    <w:tbl>
+      <w:tblPr>
+        <w:tblW w:type="auto" w:w="0"/>
+        <w:jc w:val="center"/>
+        <w:tblLayout w:type="autofit"/>
+        <w:tblLook w:firstColumn="1" w:firstRow="1" w:lastColumn="0" w:lastRow="0" w:noHBand="0" w:noVBand="1" w:val="04A0"/>
+        <w:tblBorders>
+          <w:top w:val="single" w:sz="6" w:space="0" w:color="D7DBE0"/>
+          <w:left w:val="single" w:sz="6" w:space="0" w:color="D7DBE0"/>
+          <w:bottom w:val="single" w:sz="6" w:space="0" w:color="D7DBE0"/>
+          <w:right w:val="single" w:sz="6" w:space="0" w:color="D7DBE0"/>
+          <w:insideH w:val="single" w:sz="6" w:space="0" w:color="D7DBE0"/>
+          <w:insideV w:val="single" w:sz="6" w:space="0" w:color="D7DBE0"/>
+        </w:tblBorders>
+      </w:tblPr>
+      <w:tblGrid>
+        <w:gridCol w:w="3249"/>
+        <w:gridCol w:w="3249"/>
+        <w:gridCol w:w="3249"/>
+      </w:tblGrid>
+      <w:tr>
+        <w:tc>
+          <w:tcPr>
+            <w:tcW w:type="dxa" w:w="3249"/>
+            <w:shd w:val="clear" w:fill="0B7A67"/>
+          </w:tcPr>
+          <w:p>
+            <w:r>
+              <w:rPr>
+                <w:rFonts w:ascii="Segoe UI" w:hAnsi="Segoe UI"/>
+                <w:b/>
+                <w:color w:val="FFFFFF"/>
+                <w:sz w:val="19"/>
+              </w:rPr>
+              <w:t>Purpose</w:t>
+            </w:r>
+          </w:p>
+        </w:tc>
+        <w:tc>
+          <w:tcPr>
+            <w:tcW w:type="dxa" w:w="3249"/>
+            <w:shd w:val="clear" w:fill="0B7A67"/>
+          </w:tcPr>
+          <w:p>
+            <w:r>
+              <w:rPr>
+                <w:rFonts w:ascii="Segoe UI" w:hAnsi="Segoe UI"/>
+                <w:b/>
+                <w:color w:val="FFFFFF"/>
+                <w:sz w:val="19"/>
+              </w:rPr>
+              <w:t>Tool</w:t>
+            </w:r>
+          </w:p>
+        </w:tc>
+        <w:tc>
+          <w:tcPr>
+            <w:tcW w:type="dxa" w:w="3249"/>
+            <w:shd w:val="clear" w:fill="0B7A67"/>
+          </w:tcPr>
+          <w:p>
+            <w:r>
+              <w:rPr>
+                <w:rFonts w:ascii="Segoe UI" w:hAnsi="Segoe UI"/>
+                <w:b/>
+                <w:color w:val="FFFFFF"/>
+                <w:sz w:val="19"/>
+              </w:rPr>
+              <w:t>When</w:t>
+            </w:r>
+          </w:p>
+        </w:tc>
+      </w:tr>
+      <w:tr>
+        <w:tc>
+          <w:tcPr>
+            <w:tcW w:type="dxa" w:w="3249"/>
+          </w:tcPr>
+          <w:p>
+            <w:pPr>
+              <w:spacing w:after="40"/>
+            </w:pPr>
+            <w:r>
+              <w:rPr>
+                <w:rFonts w:ascii="Segoe UI" w:hAnsi="Segoe UI"/>
+                <w:color w:val="22262E"/>
+                <w:sz w:val="19"/>
+              </w:rPr>
+              <w:t>Low-code flows</w:t>
+            </w:r>
+          </w:p>
+        </w:tc>
+        <w:tc>
+          <w:tcPr>
+            <w:tcW w:type="dxa" w:w="3249"/>
+          </w:tcPr>
+          <w:p>
+            <w:pPr>
+              <w:spacing w:after="40"/>
+            </w:pPr>
+            <w:r>
+              <w:rPr>
+                <w:rFonts w:ascii="Segoe UI" w:hAnsi="Segoe UI"/>
+                <w:b/>
+                <w:color w:val="14181F"/>
+                <w:sz w:val="19"/>
+              </w:rPr>
+              <w:t>n8n</w:t>
+            </w:r>
+            <w:r>
+              <w:rPr>
+                <w:rFonts w:ascii="Segoe UI" w:hAnsi="Segoe UI"/>
+                <w:color w:val="22262E"/>
+                <w:sz w:val="19"/>
+              </w:rPr>
+              <w:t xml:space="preserve"> (self-hosted, privacy-friendly)</w:t>
+            </w:r>
+          </w:p>
+        </w:tc>
+        <w:tc>
+          <w:tcPr>
+            <w:tcW w:type="dxa" w:w="3249"/>
+          </w:tcPr>
+          <w:p>
+            <w:pPr>
+              <w:spacing w:after="40"/>
+            </w:pPr>
+            <w:r>
+              <w:rPr>
+                <w:rFonts w:ascii="Segoe UI" w:hAnsi="Segoe UI"/>
+                <w:color w:val="22262E"/>
+                <w:sz w:val="19"/>
+              </w:rPr>
+              <w:t>Default choice</w:t>
+            </w:r>
+          </w:p>
+        </w:tc>
+      </w:tr>
+      <w:tr>
+        <w:tc>
+          <w:tcPr>
+            <w:tcW w:type="dxa" w:w="3249"/>
+            <w:shd w:val="clear" w:fill="F4F6F8"/>
+          </w:tcPr>
+          <w:p>
+            <w:pPr>
+              <w:spacing w:after="40"/>
+            </w:pPr>
+            <w:r>
+              <w:rPr>
+                <w:rFonts w:ascii="Segoe UI" w:hAnsi="Segoe UI"/>
+                <w:color w:val="22262E"/>
+                <w:sz w:val="19"/>
+              </w:rPr>
+              <w:t>Low-code (client stack)</w:t>
+            </w:r>
+          </w:p>
+        </w:tc>
+        <w:tc>
+          <w:tcPr>
+            <w:tcW w:type="dxa" w:w="3249"/>
+            <w:shd w:val="clear" w:fill="F4F6F8"/>
+          </w:tcPr>
+          <w:p>
+            <w:pPr>
+              <w:spacing w:after="40"/>
+            </w:pPr>
+            <w:r>
+              <w:rPr>
+                <w:rFonts w:ascii="Segoe UI" w:hAnsi="Segoe UI"/>
+                <w:color w:val="22262E"/>
+                <w:sz w:val="19"/>
+              </w:rPr>
+              <w:t>Make / Power Automate / Zapier</w:t>
+            </w:r>
+          </w:p>
+        </w:tc>
+        <w:tc>
+          <w:tcPr>
+            <w:tcW w:type="dxa" w:w="3249"/>
+            <w:shd w:val="clear" w:fill="F4F6F8"/>
+          </w:tcPr>
+          <w:p>
+            <w:pPr>
+              <w:spacing w:after="40"/>
+            </w:pPr>
+            <w:r>
+              <w:rPr>
+                <w:rFonts w:ascii="Segoe UI" w:hAnsi="Segoe UI"/>
+                <w:color w:val="22262E"/>
+                <w:sz w:val="19"/>
+              </w:rPr>
+              <w:t>If the client already uses it</w:t>
+            </w:r>
+          </w:p>
+        </w:tc>
+      </w:tr>
+      <w:tr>
+        <w:tc>
+          <w:tcPr>
+            <w:tcW w:type="dxa" w:w="3249"/>
+          </w:tcPr>
+          <w:p>
+            <w:pPr>
+              <w:spacing w:after="40"/>
+            </w:pPr>
+            <w:r>
+              <w:rPr>
+                <w:rFonts w:ascii="Segoe UI" w:hAnsi="Segoe UI"/>
+                <w:color w:val="22262E"/>
+                <w:sz w:val="19"/>
+              </w:rPr>
+              <w:t>Custom logic</w:t>
+            </w:r>
+          </w:p>
+        </w:tc>
+        <w:tc>
+          <w:tcPr>
+            <w:tcW w:type="dxa" w:w="3249"/>
+          </w:tcPr>
+          <w:p>
+            <w:pPr>
+              <w:spacing w:after="40"/>
+            </w:pPr>
+            <w:r>
+              <w:rPr>
+                <w:rFonts w:ascii="Segoe UI" w:hAnsi="Segoe UI"/>
+                <w:b/>
+                <w:color w:val="14181F"/>
+                <w:sz w:val="19"/>
+              </w:rPr>
+              <w:t>Python</w:t>
+            </w:r>
+          </w:p>
+        </w:tc>
+        <w:tc>
+          <w:tcPr>
+            <w:tcW w:type="dxa" w:w="3249"/>
+          </w:tcPr>
+          <w:p>
+            <w:pPr>
+              <w:spacing w:after="40"/>
+            </w:pPr>
+            <w:r>
+              <w:rPr>
+                <w:rFonts w:ascii="Segoe UI" w:hAnsi="Segoe UI"/>
+                <w:color w:val="22262E"/>
+                <w:sz w:val="19"/>
+              </w:rPr>
+              <w:t>When API/low-code isn't enough</w:t>
+            </w:r>
+          </w:p>
+        </w:tc>
+      </w:tr>
+      <w:tr>
+        <w:tc>
+          <w:tcPr>
+            <w:tcW w:type="dxa" w:w="3249"/>
+            <w:shd w:val="clear" w:fill="F4F6F8"/>
+          </w:tcPr>
+          <w:p>
+            <w:pPr>
+              <w:spacing w:after="40"/>
+            </w:pPr>
+            <w:r>
+              <w:rPr>
+                <w:rFonts w:ascii="Segoe UI" w:hAnsi="Segoe UI"/>
+                <w:color w:val="22262E"/>
+                <w:sz w:val="19"/>
+              </w:rPr>
+              <w:t>RPA (interface)</w:t>
+            </w:r>
+          </w:p>
+        </w:tc>
+        <w:tc>
+          <w:tcPr>
+            <w:tcW w:type="dxa" w:w="3249"/>
+            <w:shd w:val="clear" w:fill="F4F6F8"/>
+          </w:tcPr>
+          <w:p>
+            <w:pPr>
+              <w:spacing w:after="40"/>
+            </w:pPr>
+            <w:r>
+              <w:rPr>
+                <w:rFonts w:ascii="Segoe UI" w:hAnsi="Segoe UI"/>
+                <w:b/>
+                <w:color w:val="14181F"/>
+                <w:sz w:val="19"/>
+              </w:rPr>
+              <w:t>Playwright</w:t>
+            </w:r>
+            <w:r>
+              <w:rPr>
+                <w:rFonts w:ascii="Segoe UI" w:hAnsi="Segoe UI"/>
+                <w:color w:val="22262E"/>
+                <w:sz w:val="19"/>
+              </w:rPr>
+              <w:t xml:space="preserve"> (or UiPath)</w:t>
+            </w:r>
+          </w:p>
+        </w:tc>
+        <w:tc>
+          <w:tcPr>
+            <w:tcW w:type="dxa" w:w="3249"/>
+            <w:shd w:val="clear" w:fill="F4F6F8"/>
+          </w:tcPr>
+          <w:p>
+            <w:pPr>
+              <w:spacing w:after="40"/>
+            </w:pPr>
+            <w:r>
+              <w:rPr>
+                <w:rFonts w:ascii="Segoe UI" w:hAnsi="Segoe UI"/>
+                <w:color w:val="22262E"/>
+                <w:sz w:val="19"/>
+              </w:rPr>
+              <w:t>Only where there's no API</w:t>
+            </w:r>
+          </w:p>
+        </w:tc>
+      </w:tr>
+      <w:tr>
+        <w:tc>
+          <w:tcPr>
+            <w:tcW w:type="dxa" w:w="3249"/>
+          </w:tcPr>
+          <w:p>
+            <w:pPr>
+              <w:spacing w:after="40"/>
+            </w:pPr>
+            <w:r>
+              <w:rPr>
+                <w:rFonts w:ascii="Segoe UI" w:hAnsi="Segoe UI"/>
+                <w:color w:val="22262E"/>
+                <w:sz w:val="19"/>
+              </w:rPr>
+              <w:t>Secrets</w:t>
+            </w:r>
+          </w:p>
+        </w:tc>
+        <w:tc>
+          <w:tcPr>
+            <w:tcW w:type="dxa" w:w="3249"/>
+          </w:tcPr>
+          <w:p>
+            <w:pPr>
+              <w:spacing w:after="40"/>
+            </w:pPr>
+            <w:r>
+              <w:rPr>
+                <w:rFonts w:ascii="Segoe UI" w:hAnsi="Segoe UI"/>
+                <w:color w:val="22262E"/>
+                <w:sz w:val="19"/>
+              </w:rPr>
+              <w:t>Vault (1Password/Bitwarden)</w:t>
+            </w:r>
+          </w:p>
+        </w:tc>
+        <w:tc>
+          <w:tcPr>
+            <w:tcW w:type="dxa" w:w="3249"/>
+          </w:tcPr>
+          <w:p>
+            <w:pPr>
+              <w:spacing w:after="40"/>
+            </w:pPr>
+            <w:r>
+              <w:rPr>
+                <w:rFonts w:ascii="Segoe UI" w:hAnsi="Segoe UI"/>
+                <w:color w:val="22262E"/>
+                <w:sz w:val="19"/>
+              </w:rPr>
+              <w:t>Never kept in code/flows</w:t>
+            </w:r>
+          </w:p>
+        </w:tc>
+      </w:tr>
+      <w:tr>
+        <w:tc>
+          <w:tcPr>
+            <w:tcW w:type="dxa" w:w="3249"/>
+            <w:shd w:val="clear" w:fill="F4F6F8"/>
+          </w:tcPr>
+          <w:p>
+            <w:pPr>
+              <w:spacing w:after="40"/>
+            </w:pPr>
+            <w:r>
+              <w:rPr>
+                <w:rFonts w:ascii="Segoe UI" w:hAnsi="Segoe UI"/>
+                <w:color w:val="22262E"/>
+                <w:sz w:val="19"/>
+              </w:rPr>
+              <w:t>Monitoring</w:t>
+            </w:r>
+          </w:p>
+        </w:tc>
+        <w:tc>
+          <w:tcPr>
+            <w:tcW w:type="dxa" w:w="3249"/>
+            <w:shd w:val="clear" w:fill="F4F6F8"/>
+          </w:tcPr>
+          <w:p>
+            <w:pPr>
+              <w:spacing w:after="40"/>
+            </w:pPr>
+            <w:r>
+              <w:rPr>
+                <w:rFonts w:ascii="Segoe UI" w:hAnsi="Segoe UI"/>
+                <w:color w:val="22262E"/>
+                <w:sz w:val="19"/>
+              </w:rPr>
+              <w:t>Platform logs + alerts</w:t>
+            </w:r>
+          </w:p>
+        </w:tc>
+        <w:tc>
+          <w:tcPr>
+            <w:tcW w:type="dxa" w:w="3249"/>
+            <w:shd w:val="clear" w:fill="F4F6F8"/>
+          </w:tcPr>
+          <w:p>
+            <w:pPr>
+              <w:spacing w:after="40"/>
+            </w:pPr>
+            <w:r>
+              <w:rPr>
+                <w:rFonts w:ascii="Segoe UI" w:hAnsi="Segoe UI"/>
+                <w:color w:val="22262E"/>
+                <w:sz w:val="19"/>
+              </w:rPr>
+              <w:t>Every run is tracked</w:t>
+            </w:r>
+          </w:p>
+        </w:tc>
+      </w:tr>
+    </w:tbl>
+    <w:p>
+      <w:pPr>
+        <w:spacing w:after="80"/>
+      </w:pPr>
+    </w:p>
+    <w:p>
+      <w:r>
+        <w:rPr>
+          <w:rFonts w:ascii="Segoe UI" w:hAnsi="Segoe UI"/>
+          <w:b/>
+          <w:color w:val="14181F"/>
+          <w:sz w:val="21"/>
+        </w:rPr>
+        <w:t>The platform account is opened in the client's name</w:t>
+      </w:r>
+      <w:r>
+        <w:rPr>
+          <w:rFonts w:ascii="Segoe UI" w:hAnsi="Segoe UI"/>
+          <w:color w:val="22262E"/>
+          <w:sz w:val="21"/>
+        </w:rPr>
+        <w:t xml:space="preserve"> — nothing stays dependent on us.</w:t>
+      </w:r>
+    </w:p>
+    <w:p>
+      <w:pPr>
+        <w:keepNext/>
+        <w:spacing w:before="280" w:after="100"/>
+        <w:pBdr>
+          <w:bottom w:val="single" w:sz="6" w:space="3" w:color="D7DBE0"/>
+        </w:pBdr>
+      </w:pPr>
+      <w:r>
+        <w:rPr>
+          <w:rFonts w:ascii="Segoe UI" w:hAnsi="Segoe UI"/>
+          <w:b/>
+          <w:color w:val="0B7A67"/>
+          <w:sz w:val="26"/>
+        </w:rPr>
+        <w:t>2. What we ask from the client</w:t>
       </w:r>
     </w:p>
     <w:p>
@@ -107,7 +587,7 @@
           <w:color w:val="22262E"/>
           <w:sz w:val="21"/>
         </w:rPr>
-        <w:t xml:space="preserve"> — the specific person(s) who run the process today. Mapping is done with them; approval comes from them.</w:t>
+        <w:t xml:space="preserve"> — the specific person(s) who run the process today.</w:t>
       </w:r>
     </w:p>
     <w:p>
@@ -130,7 +610,7 @@
           <w:color w:val="22262E"/>
           <w:sz w:val="21"/>
         </w:rPr>
-        <w:t xml:space="preserve"> — a dedicated test account for us in every system to be integrated (CRM, ERP, email, etc.). We never work through real users' accounts.</w:t>
+        <w:t xml:space="preserve"> — in every system to be integrated (we never work through real users' accounts).</w:t>
       </w:r>
     </w:p>
     <w:p>
@@ -153,7 +633,7 @@
           <w:color w:val="22262E"/>
           <w:sz w:val="21"/>
         </w:rPr>
-        <w:t xml:space="preserve"> — sandbox/test instances of the systems where possible. Where none exists, test scenarios run only with agreed safe data.</w:t>
+        <w:t xml:space="preserve"> — sandbox/test instance; where none exists, only agreed safe data.</w:t>
       </w:r>
     </w:p>
     <w:p>
@@ -176,7 +656,7 @@
           <w:color w:val="22262E"/>
           <w:sz w:val="21"/>
         </w:rPr>
-        <w:t xml:space="preserve"> — where the automation will live: the client's VM (standard spec: see General Rules) or an account on the platform the client already uses (n8n / Make / Power Automate / Zapier — chosen to fit the existing stack). The platform account is opened in the client's name — nothing stays dependent on us.</w:t>
+        <w:t xml:space="preserve"> — where the flow will live: the client's VM (standard spec: General Rules) or a platform account.</w:t>
       </w:r>
     </w:p>
     <w:p>
@@ -194,7 +674,213 @@
           <w:color w:val="0B7A67"/>
           <w:sz w:val="26"/>
         </w:rPr>
-        <w:t>Build rules</w:t>
+        <w:t>3. Build rules (mandatory in every flow)</w:t>
+      </w:r>
+    </w:p>
+    <w:p>
+      <w:r>
+        <w:rPr>
+          <w:rFonts w:ascii="Segoe UI" w:hAnsi="Segoe UI"/>
+          <w:color w:val="22262E"/>
+          <w:sz w:val="21"/>
+        </w:rPr>
+        <w:t xml:space="preserve">Every automation must have these 5 things — </w:t>
+      </w:r>
+      <w:r>
+        <w:rPr>
+          <w:rFonts w:ascii="Segoe UI" w:hAnsi="Segoe UI"/>
+          <w:b/>
+          <w:color w:val="14181F"/>
+          <w:sz w:val="21"/>
+        </w:rPr>
+        <w:t>no exceptions:</w:t>
+      </w:r>
+    </w:p>
+    <w:p>
+      <w:pPr>
+        <w:spacing w:after="80"/>
+        <w:ind w:left="340"/>
+      </w:pPr>
+      <w:r>
+        <w:rPr>
+          <w:rFonts w:ascii="Segoe UI" w:hAnsi="Segoe UI"/>
+          <w:b/>
+          <w:color w:val="0B7A67"/>
+          <w:sz w:val="21"/>
+        </w:rPr>
+        <w:t xml:space="preserve">1.  </w:t>
+      </w:r>
+      <w:r>
+        <w:rPr>
+          <w:rFonts w:ascii="Segoe UI" w:hAnsi="Segoe UI"/>
+          <w:b/>
+          <w:color w:val="14181F"/>
+          <w:sz w:val="21"/>
+        </w:rPr>
+        <w:t>Idempotency</w:t>
+      </w:r>
+      <w:r>
+        <w:rPr>
+          <w:rFonts w:ascii="Segoe UI" w:hAnsi="Segoe UI"/>
+          <w:color w:val="22262E"/>
+          <w:sz w:val="21"/>
+        </w:rPr>
+        <w:t xml:space="preserve"> — if the same operation runs again, the result isn't duplicated (e.g. the same email isn't sent twice, the same payment isn't made twice).</w:t>
+      </w:r>
+    </w:p>
+    <w:p>
+      <w:pPr>
+        <w:spacing w:after="80"/>
+        <w:ind w:left="340"/>
+      </w:pPr>
+      <w:r>
+        <w:rPr>
+          <w:rFonts w:ascii="Segoe UI" w:hAnsi="Segoe UI"/>
+          <w:b/>
+          <w:color w:val="0B7A67"/>
+          <w:sz w:val="21"/>
+        </w:rPr>
+        <w:t xml:space="preserve">2.  </w:t>
+      </w:r>
+      <w:r>
+        <w:rPr>
+          <w:rFonts w:ascii="Segoe UI" w:hAnsi="Segoe UI"/>
+          <w:b/>
+          <w:color w:val="14181F"/>
+          <w:sz w:val="21"/>
+        </w:rPr>
+        <w:t>Retry + backoff</w:t>
+      </w:r>
+      <w:r>
+        <w:rPr>
+          <w:rFonts w:ascii="Segoe UI" w:hAnsi="Segoe UI"/>
+          <w:color w:val="22262E"/>
+          <w:sz w:val="21"/>
+        </w:rPr>
+        <w:t xml:space="preserve"> — on a transient error, retry with exponential delay; if it ultimately fails, a </w:t>
+      </w:r>
+      <w:r>
+        <w:rPr>
+          <w:rFonts w:ascii="Segoe UI" w:hAnsi="Segoe UI"/>
+          <w:b/>
+          <w:color w:val="14181F"/>
+          <w:sz w:val="21"/>
+        </w:rPr>
+        <w:t>dead-letter</w:t>
+      </w:r>
+      <w:r>
+        <w:rPr>
+          <w:rFonts w:ascii="Segoe UI" w:hAnsi="Segoe UI"/>
+          <w:color w:val="22262E"/>
+          <w:sz w:val="21"/>
+        </w:rPr>
+        <w:t xml:space="preserve"> (it lands somewhere, never lost).</w:t>
+      </w:r>
+    </w:p>
+    <w:p>
+      <w:pPr>
+        <w:spacing w:after="80"/>
+        <w:ind w:left="340"/>
+      </w:pPr>
+      <w:r>
+        <w:rPr>
+          <w:rFonts w:ascii="Segoe UI" w:hAnsi="Segoe UI"/>
+          <w:b/>
+          <w:color w:val="0B7A67"/>
+          <w:sz w:val="21"/>
+        </w:rPr>
+        <w:t xml:space="preserve">3.  </w:t>
+      </w:r>
+      <w:r>
+        <w:rPr>
+          <w:rFonts w:ascii="Segoe UI" w:hAnsi="Segoe UI"/>
+          <w:b/>
+          <w:color w:val="14181F"/>
+          <w:sz w:val="21"/>
+        </w:rPr>
+        <w:t>Kill switch</w:t>
+      </w:r>
+      <w:r>
+        <w:rPr>
+          <w:rFonts w:ascii="Segoe UI" w:hAnsi="Segoe UI"/>
+          <w:color w:val="22262E"/>
+          <w:sz w:val="21"/>
+        </w:rPr>
+        <w:t xml:space="preserve"> — the client can stop the process themselves at any moment; its location is in the runbook.</w:t>
+      </w:r>
+    </w:p>
+    <w:p>
+      <w:pPr>
+        <w:spacing w:after="80"/>
+        <w:ind w:left="340"/>
+      </w:pPr>
+      <w:r>
+        <w:rPr>
+          <w:rFonts w:ascii="Segoe UI" w:hAnsi="Segoe UI"/>
+          <w:b/>
+          <w:color w:val="0B7A67"/>
+          <w:sz w:val="21"/>
+        </w:rPr>
+        <w:t xml:space="preserve">4.  </w:t>
+      </w:r>
+      <w:r>
+        <w:rPr>
+          <w:rFonts w:ascii="Segoe UI" w:hAnsi="Segoe UI"/>
+          <w:b/>
+          <w:color w:val="14181F"/>
+          <w:sz w:val="21"/>
+        </w:rPr>
+        <w:t>Logging</w:t>
+      </w:r>
+      <w:r>
+        <w:rPr>
+          <w:rFonts w:ascii="Segoe UI" w:hAnsi="Segoe UI"/>
+          <w:color w:val="22262E"/>
+          <w:sz w:val="21"/>
+        </w:rPr>
+        <w:t xml:space="preserve"> — every operation: when, what was done, the result. Traceable backwards.</w:t>
+      </w:r>
+    </w:p>
+    <w:p>
+      <w:pPr>
+        <w:spacing w:after="80"/>
+        <w:ind w:left="340"/>
+      </w:pPr>
+      <w:r>
+        <w:rPr>
+          <w:rFonts w:ascii="Segoe UI" w:hAnsi="Segoe UI"/>
+          <w:b/>
+          <w:color w:val="0B7A67"/>
+          <w:sz w:val="21"/>
+        </w:rPr>
+        <w:t xml:space="preserve">5.  </w:t>
+      </w:r>
+      <w:r>
+        <w:rPr>
+          <w:rFonts w:ascii="Segoe UI" w:hAnsi="Segoe UI"/>
+          <w:b/>
+          <w:color w:val="14181F"/>
+          <w:sz w:val="21"/>
+        </w:rPr>
+        <w:t>Owner</w:t>
+      </w:r>
+      <w:r>
+        <w:rPr>
+          <w:rFonts w:ascii="Segoe UI" w:hAnsi="Segoe UI"/>
+          <w:color w:val="22262E"/>
+          <w:sz w:val="21"/>
+        </w:rPr>
+        <w:t xml:space="preserve"> — each flow has one responsible person.</w:t>
+      </w:r>
+    </w:p>
+    <w:p>
+      <w:r>
+        <w:rPr>
+          <w:rFonts w:ascii="Segoe UI" w:hAnsi="Segoe UI"/>
+          <w:color w:val="22262E"/>
+          <w:sz w:val="21"/>
+        </w:rPr>
+        <w:t>Also:</w:t>
       </w:r>
     </w:p>
     <w:p>
@@ -217,7 +903,7 @@
           <w:color w:val="22262E"/>
           <w:sz w:val="21"/>
         </w:rPr>
-        <w:t xml:space="preserve"> if a system has an API, we use it; RPA (screen-level automation) only where there is no API — because it breaks when the interface changes.</w:t>
+        <w:t xml:space="preserve"> use the API if one exists; RPA only where there is none (it breaks when the interface changes).</w:t>
       </w:r>
     </w:p>
     <w:p>
@@ -232,7 +918,7 @@
           <w:color w:val="14181F"/>
           <w:sz w:val="21"/>
         </w:rPr>
-        <w:t>Error handling is mandatory in every workflow:</w:t>
+        <w:t>Rate limit / quota</w:t>
       </w:r>
       <w:r>
         <w:rPr>
@@ -240,30 +926,7 @@
           <w:color w:val="22262E"/>
           <w:sz w:val="21"/>
         </w:rPr>
-        <w:t xml:space="preserve"> what happens on failure, who gets notified (email/message), how many retries — all documented.</w:t>
-      </w:r>
-    </w:p>
-    <w:p>
-      <w:pPr>
-        <w:pStyle w:val="ListBullet"/>
-        <w:spacing w:after="80"/>
-      </w:pPr>
-      <w:r>
-        <w:rPr>
-          <w:rFonts w:ascii="Segoe UI" w:hAnsi="Segoe UI"/>
-          <w:b/>
-          <w:color w:val="14181F"/>
-          <w:sz w:val="21"/>
-        </w:rPr>
-        <w:t>Kill switch:</w:t>
-      </w:r>
-      <w:r>
-        <w:rPr>
-          <w:rFonts w:ascii="Segoe UI" w:hAnsi="Segoe UI"/>
-          <w:color w:val="22262E"/>
-          <w:sz w:val="21"/>
-        </w:rPr>
-        <w:t xml:space="preserve"> the client must be able to stop the process themselves at any moment. Its location is shown in the runbook.</w:t>
+        <w:t xml:space="preserve"> is respected — don't overload/flood the client system (a forgotten risk: an infinite loop → thousands of duplicate emails).</w:t>
       </w:r>
     </w:p>
     <w:p>
@@ -277,38 +940,7 @@
           <w:color w:val="22262E"/>
           <w:sz w:val="21"/>
         </w:rPr>
-        <w:t xml:space="preserve">The automation </w:t>
-      </w:r>
-      <w:r>
-        <w:rPr>
-          <w:rFonts w:ascii="Segoe UI" w:hAnsi="Segoe UI"/>
-          <w:b/>
-          <w:color w:val="14181F"/>
-          <w:sz w:val="21"/>
-        </w:rPr>
-        <w:t>logs every operation</w:t>
-      </w:r>
-      <w:r>
-        <w:rPr>
-          <w:rFonts w:ascii="Segoe UI" w:hAnsi="Segoe UI"/>
-          <w:color w:val="22262E"/>
-          <w:sz w:val="21"/>
-        </w:rPr>
-        <w:t xml:space="preserve"> it performs: when, what was done, what the result was. Problems can be traced backwards.</w:t>
-      </w:r>
-    </w:p>
-    <w:p>
-      <w:pPr>
-        <w:pStyle w:val="ListBullet"/>
-        <w:spacing w:after="80"/>
-      </w:pPr>
-      <w:r>
-        <w:rPr>
-          <w:rFonts w:ascii="Segoe UI" w:hAnsi="Segoe UI"/>
-          <w:color w:val="22262E"/>
-          <w:sz w:val="21"/>
-        </w:rPr>
-        <w:t xml:space="preserve">Financial or irreversible operations (payments, deletions, emails to customers) are first built </w:t>
+        <w:t xml:space="preserve">Financial / irreversible operations (payments, deletions, emails to customers) are first built </w:t>
       </w:r>
       <w:r>
         <w:rPr>
@@ -330,24 +962,6 @@
     </w:p>
     <w:p>
       <w:pPr>
-        <w:keepNext/>
-        <w:spacing w:before="280" w:after="100"/>
-        <w:pBdr>
-          <w:bottom w:val="single" w:sz="6" w:space="3" w:color="D7DBE0"/>
-        </w:pBdr>
-      </w:pPr>
-      <w:r>
-        <w:rPr>
-          <w:rFonts w:ascii="Segoe UI" w:hAnsi="Segoe UI"/>
-          <w:b/>
-          <w:color w:val="0B7A67"/>
-          <w:sz w:val="26"/>
-        </w:rPr>
-        <w:t>The parallel-run rule</w:t>
-      </w:r>
-    </w:p>
-    <w:p>
-      <w:pPr>
         <w:pStyle w:val="ListBullet"/>
         <w:spacing w:after="80"/>
       </w:pPr>
@@ -357,52 +971,7 @@
           <w:color w:val="22262E"/>
           <w:sz w:val="21"/>
         </w:rPr>
-        <w:t xml:space="preserve">The new automation runs alongside the old process for </w:t>
-      </w:r>
-      <w:r>
-        <w:rPr>
-          <w:rFonts w:ascii="Segoe UI" w:hAnsi="Segoe UI"/>
-          <w:b/>
-          <w:color w:val="14181F"/>
-          <w:sz w:val="21"/>
-        </w:rPr>
-        <w:t>at least 2 weeks</w:t>
-      </w:r>
-      <w:r>
-        <w:rPr>
-          <w:rFonts w:ascii="Segoe UI" w:hAnsi="Segoe UI"/>
-          <w:color w:val="22262E"/>
-          <w:sz w:val="21"/>
-        </w:rPr>
-        <w:t>.</w:t>
-      </w:r>
-    </w:p>
-    <w:p>
-      <w:pPr>
-        <w:pStyle w:val="ListBullet"/>
-        <w:spacing w:after="80"/>
-      </w:pPr>
-      <w:r>
-        <w:rPr>
-          <w:rFonts w:ascii="Segoe UI" w:hAnsi="Segoe UI"/>
-          <w:color w:val="22262E"/>
-          <w:sz w:val="21"/>
-        </w:rPr>
-        <w:t>Results are compared daily; if they diverge, no cutover happens until the cause is found — the period is extended instead.</w:t>
-      </w:r>
-    </w:p>
-    <w:p>
-      <w:pPr>
-        <w:pStyle w:val="ListBullet"/>
-        <w:spacing w:after="80"/>
-      </w:pPr>
-      <w:r>
-        <w:rPr>
-          <w:rFonts w:ascii="Segoe UI" w:hAnsi="Segoe UI"/>
-          <w:color w:val="22262E"/>
-          <w:sz w:val="21"/>
-        </w:rPr>
-        <w:t>The old process is untouched during this period — the way back is always open.</w:t>
+        <w:t>API auth: OAuth / scoped token, refresh handled properly; keys in the vault.</w:t>
       </w:r>
     </w:p>
     <w:p>
@@ -420,7 +989,7 @@
           <w:color w:val="0B7A67"/>
           <w:sz w:val="26"/>
         </w:rPr>
-        <w:t>Extra handover items</w:t>
+        <w:t>4. The parallel-run rule</w:t>
       </w:r>
     </w:p>
     <w:p>
@@ -434,7 +1003,16 @@
           <w:color w:val="22262E"/>
           <w:sz w:val="21"/>
         </w:rPr>
-        <w:t>Workflow map: every step, every integration, every notification.</w:t>
+        <w:t xml:space="preserve">The new automation runs </w:t>
+      </w:r>
+      <w:r>
+        <w:rPr>
+          <w:rFonts w:ascii="Segoe UI" w:hAnsi="Segoe UI"/>
+          <w:b/>
+          <w:color w:val="14181F"/>
+          <w:sz w:val="21"/>
+        </w:rPr>
+        <w:t>alongside the old process for at least 2 weeks.</w:t>
       </w:r>
     </w:p>
     <w:p>
@@ -448,7 +1026,7 @@
           <w:color w:val="22262E"/>
           <w:sz w:val="21"/>
         </w:rPr>
-        <w:t>Runbook: stop / restart / resolving typical errors.</w:t>
+        <w:t>Results are compared daily; if they diverge, no cutover happens — the period is extended instead.</w:t>
       </w:r>
     </w:p>
     <w:p>
@@ -462,7 +1040,157 @@
           <w:color w:val="22262E"/>
           <w:sz w:val="21"/>
         </w:rPr>
-        <w:t>Change guide: when one of the systems changes (new field, new version), what to check.</w:t>
+        <w:t>The old process is untouched — the way back is open.</w:t>
+      </w:r>
+    </w:p>
+    <w:p>
+      <w:pPr>
+        <w:keepNext/>
+        <w:spacing w:before="280" w:after="100"/>
+        <w:pBdr>
+          <w:bottom w:val="single" w:sz="6" w:space="3" w:color="D7DBE0"/>
+        </w:pBdr>
+      </w:pPr>
+      <w:r>
+        <w:rPr>
+          <w:rFonts w:ascii="Segoe UI" w:hAnsi="Segoe UI"/>
+          <w:b/>
+          <w:color w:val="0B7A67"/>
+          <w:sz w:val="26"/>
+        </w:rPr>
+        <w:t>5. Testing and deployment</w:t>
+      </w:r>
+    </w:p>
+    <w:p>
+      <w:pPr>
+        <w:pStyle w:val="ListBullet"/>
+        <w:spacing w:after="80"/>
+      </w:pPr>
+      <w:r>
+        <w:rPr>
+          <w:rFonts w:ascii="Segoe UI" w:hAnsi="Segoe UI"/>
+          <w:color w:val="22262E"/>
+          <w:sz w:val="21"/>
+        </w:rPr>
+        <w:t xml:space="preserve">The flow is built in </w:t>
+      </w:r>
+      <w:r>
+        <w:rPr>
+          <w:rFonts w:ascii="Segoe UI" w:hAnsi="Segoe UI"/>
+          <w:b/>
+          <w:color w:val="14181F"/>
+          <w:sz w:val="21"/>
+        </w:rPr>
+        <w:t>test/staging</w:t>
+      </w:r>
+      <w:r>
+        <w:rPr>
+          <w:rFonts w:ascii="Segoe UI" w:hAnsi="Segoe UI"/>
+          <w:color w:val="22262E"/>
+          <w:sz w:val="21"/>
+        </w:rPr>
+        <w:t xml:space="preserve"> first, and reaches production only after it's confirmed working.</w:t>
+      </w:r>
+    </w:p>
+    <w:p>
+      <w:pPr>
+        <w:pStyle w:val="ListBullet"/>
+        <w:spacing w:after="80"/>
+      </w:pPr>
+      <w:r>
+        <w:rPr>
+          <w:rFonts w:ascii="Segoe UI" w:hAnsi="Segoe UI"/>
+          <w:color w:val="22262E"/>
+          <w:sz w:val="21"/>
+        </w:rPr>
+        <w:t>Flows are versioned (export + Git); changes go through a change request.</w:t>
+      </w:r>
+    </w:p>
+    <w:p>
+      <w:pPr>
+        <w:keepNext/>
+        <w:spacing w:before="280" w:after="100"/>
+        <w:pBdr>
+          <w:bottom w:val="single" w:sz="6" w:space="3" w:color="D7DBE0"/>
+        </w:pBdr>
+      </w:pPr>
+      <w:r>
+        <w:rPr>
+          <w:rFonts w:ascii="Segoe UI" w:hAnsi="Segoe UI"/>
+          <w:b/>
+          <w:color w:val="0B7A67"/>
+          <w:sz w:val="26"/>
+        </w:rPr>
+        <w:t>6. Extra handover items</w:t>
+      </w:r>
+    </w:p>
+    <w:p>
+      <w:pPr>
+        <w:pStyle w:val="ListBullet"/>
+        <w:spacing w:after="80"/>
+      </w:pPr>
+      <w:r>
+        <w:rPr>
+          <w:rFonts w:ascii="Segoe UI" w:hAnsi="Segoe UI"/>
+          <w:b/>
+          <w:color w:val="14181F"/>
+          <w:sz w:val="21"/>
+        </w:rPr>
+        <w:t>Workflow map:</w:t>
+      </w:r>
+      <w:r>
+        <w:rPr>
+          <w:rFonts w:ascii="Segoe UI" w:hAnsi="Segoe UI"/>
+          <w:color w:val="22262E"/>
+          <w:sz w:val="21"/>
+        </w:rPr>
+        <w:t xml:space="preserve"> every step, every integration, every notification (trigger → action → owner).</w:t>
+      </w:r>
+    </w:p>
+    <w:p>
+      <w:pPr>
+        <w:pStyle w:val="ListBullet"/>
+        <w:spacing w:after="80"/>
+      </w:pPr>
+      <w:r>
+        <w:rPr>
+          <w:rFonts w:ascii="Segoe UI" w:hAnsi="Segoe UI"/>
+          <w:b/>
+          <w:color w:val="14181F"/>
+          <w:sz w:val="21"/>
+        </w:rPr>
+        <w:t>Runbook:</w:t>
+      </w:r>
+      <w:r>
+        <w:rPr>
+          <w:rFonts w:ascii="Segoe UI" w:hAnsi="Segoe UI"/>
+          <w:color w:val="22262E"/>
+          <w:sz w:val="21"/>
+        </w:rPr>
+        <w:t xml:space="preserve"> stop / restart / resolving typical errors.</w:t>
+      </w:r>
+    </w:p>
+    <w:p>
+      <w:pPr>
+        <w:pStyle w:val="ListBullet"/>
+        <w:spacing w:after="80"/>
+      </w:pPr>
+      <w:r>
+        <w:rPr>
+          <w:rFonts w:ascii="Segoe UI" w:hAnsi="Segoe UI"/>
+          <w:b/>
+          <w:color w:val="14181F"/>
+          <w:sz w:val="21"/>
+        </w:rPr>
+        <w:t>Change guide:</w:t>
+      </w:r>
+      <w:r>
+        <w:rPr>
+          <w:rFonts w:ascii="Segoe UI" w:hAnsi="Segoe UI"/>
+          <w:color w:val="22262E"/>
+          <w:sz w:val="21"/>
+        </w:rPr>
+        <w:t xml:space="preserve"> when one of the systems changes (new field, new version), what to check.</w:t>
       </w:r>
     </w:p>
     <w:sectPr>
